--- a/strobe.docx
+++ b/strobe.docx
@@ -574,7 +574,7 @@
               <w:jc w:val="left"/>
             </w:pPr>
             <w:r>
-              <w:t xml:space="preserve">Methods, Study Design and Preregistration (outcome lock), Statistical Analysis (equivalence condition); Discussion, Limitations</w:t>
+              <w:t xml:space="preserve">Methods, Study Design and Preregistration (outcome lock), Statistical Analysis (equivalence condition); Discussion, Strengths and Limitations</w:t>
             </w:r>
           </w:p>
         </w:tc>
@@ -1534,7 +1534,7 @@
               <w:jc w:val="left"/>
             </w:pPr>
             <w:r>
-              <w:t xml:space="preserve">Discussion, Limitations</w:t>
+              <w:t xml:space="preserve">Discussion, Strengths and Limitations</w:t>
             </w:r>
           </w:p>
         </w:tc>
@@ -1634,7 +1634,7 @@
               <w:jc w:val="left"/>
             </w:pPr>
             <w:r>
-              <w:t xml:space="preserve">Discussion, Implications (2024 rules); Limitations</w:t>
+              <w:t xml:space="preserve">Discussion, Implications (2024 rules); Strengths and Limitations</w:t>
             </w:r>
           </w:p>
         </w:tc>

--- a/strobe.docx
+++ b/strobe.docx
@@ -71,10 +71,10 @@
         <w:tblCaption w:val="STROBE checklist"/>
       </w:tblPr>
       <w:tblGrid>
-        <w:gridCol w:w="1584"/>
-        <w:gridCol w:w="731"/>
-        <w:gridCol w:w="2558"/>
-        <w:gridCol w:w="3046"/>
+        <w:gridCol w:w="2901"/>
+        <w:gridCol w:w="650"/>
+        <w:gridCol w:w="2785"/>
+        <w:gridCol w:w="3024"/>
       </w:tblGrid>
       <w:tr>
         <w:trPr>
@@ -224,7 +224,7 @@
               <w:jc w:val="left"/>
             </w:pPr>
             <w:r>
-              <w:t xml:space="preserve">Introduction, paragraphs 1-3</w:t>
+              <w:t xml:space="preserve">Introduction, paragraphs 1-4</w:t>
             </w:r>
           </w:p>
         </w:tc>
@@ -274,7 +274,7 @@
               <w:jc w:val="left"/>
             </w:pPr>
             <w:r>
-              <w:t xml:space="preserve">Introduction, paragraph 4; Methods, Hypotheses</w:t>
+              <w:t xml:space="preserve">Introduction, paragraph 5; Methods, Hypotheses</w:t>
             </w:r>
           </w:p>
         </w:tc>
@@ -488,7 +488,7 @@
               <w:jc w:val="left"/>
             </w:pPr>
             <w:r>
-              <w:t xml:space="preserve">Data Sources/measurement</w:t>
+              <w:t xml:space="preserve">Data sources/measurement</w:t>
             </w:r>
           </w:p>
         </w:tc>
@@ -1746,6 +1746,8 @@
       <w:footnotePr>
         <w:numRestart w:val="eachSect"/>
       </w:footnotePr>
+      <w:pgSz w:h="15840" w:w="12240"/>
+      <w:pgMar w:bottom="1440" w:footer="720" w:gutter="0" w:header="720" w:left="1440" w:right="1440" w:top="1440"/>
     </w:sectPr>
   </w:body>
 </w:document>
@@ -1908,8 +1910,12 @@
     <w:basedOn w:val="BodyText"/>
     <w:qFormat/>
     <w:pPr>
-      <w:spacing w:after="36" w:before="36"/>
+      <w:spacing w:after="20" w:before="20" w:line="240" w:lineRule="auto"/>
     </w:pPr>
+    <w:rPr>
+      <w:sz w:val="20"/>
+      <w:szCs w:val="20"/>
+    </w:rPr>
   </w:style>
   <w:style w:styleId="Title" w:type="paragraph">
     <w:name w:val="Title"/>

--- a/strobe.docx
+++ b/strobe.docx
@@ -524,7 +524,7 @@
               <w:jc w:val="left"/>
             </w:pPr>
             <w:r>
-              <w:t xml:space="preserve">Methods, Data Sources; Variables (Validation Before Use); eTable 1; eTable 12 (post hoc, change scale)</w:t>
+              <w:t xml:space="preserve">Methods, Data Sources; Variables (Validation Before Use); eTable 1; eTable 13 (post hoc, change scale)</w:t>
             </w:r>
           </w:p>
         </w:tc>
@@ -862,7 +862,7 @@
               <w:jc w:val="left"/>
             </w:pPr>
             <w:r>
-              <w:t xml:space="preserve">Methods, Statistical Analysis (not yet renewed; balanced panel); eTable 8</w:t>
+              <w:t xml:space="preserve">Methods, Statistical Analysis (not yet renewed; balanced panel); eTable 9</w:t>
             </w:r>
           </w:p>
         </w:tc>
@@ -1192,7 +1192,7 @@
               <w:jc w:val="left"/>
             </w:pPr>
             <w:r>
-              <w:t xml:space="preserve">eTable 8 (mean included post-period years by group)</w:t>
+              <w:t xml:space="preserve">eTable 9 (mean included post-period years by group)</w:t>
             </w:r>
           </w:p>
         </w:tc>
@@ -1242,7 +1242,7 @@
               <w:jc w:val="left"/>
             </w:pPr>
             <w:r>
-              <w:t xml:space="preserve">Early renewal: 29 of 306 compared ACOs (Table 1), 24 of 206 in H3 (Table 3); spending over time: eTable 11</w:t>
+              <w:t xml:space="preserve">Early renewal: 29 of 306 compared ACOs (Table 1), 24 of 206 in H3 (Table 3); spending over time: eTable 12</w:t>
             </w:r>
           </w:p>
         </w:tc>
@@ -1292,7 +1292,7 @@
               <w:jc w:val="left"/>
             </w:pPr>
             <w:r>
-              <w:t xml:space="preserve">Tables 2-4; Figures 2-4; eTables 3, 6</w:t>
+              <w:t xml:space="preserve">Tables 2-3; Figures 2-4; eTables 3, 6, 8</w:t>
             </w:r>
           </w:p>
         </w:tc>
@@ -1434,7 +1434,7 @@
               <w:jc w:val="left"/>
             </w:pPr>
             <w:r>
-              <w:t xml:space="preserve">Results, Robustness and Conventional Methods; eTables 3-11</w:t>
+              <w:t xml:space="preserve">Results, Robustness and Conventional Methods; eTables 3-12</w:t>
             </w:r>
           </w:p>
         </w:tc>

--- a/strobe.docx
+++ b/strobe.docx
@@ -7,7 +7,7 @@
         <w:pStyle w:val="Title"/>
       </w:pPr>
       <w:r>
-        <w:t xml:space="preserve">Multimedia Appendix 2. STROBE checklist. Early Renewal of Accountable Care Organization Agreements to Reset Benchmarks in the Medicare Shared Savings Program: Preregistered Retrospective Cohort Study</w:t>
+        <w:t xml:space="preserve">Additional file 1. STROBE checklist. Early renewal of accountable care organization agreements to reset benchmarks in the Medicare Shared Savings Program: a preregistered retrospective cohort study</w:t>
       </w:r>
     </w:p>
     <w:p>
@@ -51,7 +51,7 @@
         <w:t xml:space="preserve"> </w:t>
       </w:r>
       <w:r>
-        <w:t xml:space="preserve">with the place each is reported in the manuscript or in Multimedia Appendix 1 (eTables and eMethods).</w:t>
+        <w:t xml:space="preserve">with the place each is reported in the manuscript or in Additional file 2 (eTables and eMethods).</w:t>
       </w:r>
     </w:p>
     <w:p>
@@ -224,7 +224,7 @@
               <w:jc w:val="left"/>
             </w:pPr>
             <w:r>
-              <w:t xml:space="preserve">Introduction, paragraphs 1-4</w:t>
+              <w:t xml:space="preserve">Background, paragraphs 1-4</w:t>
             </w:r>
           </w:p>
         </w:tc>
@@ -274,7 +274,7 @@
               <w:jc w:val="left"/>
             </w:pPr>
             <w:r>
-              <w:t xml:space="preserve">Introduction, paragraph 5; Methods, Hypotheses</w:t>
+              <w:t xml:space="preserve">Background, paragraph 5; Methods, Hypotheses</w:t>
             </w:r>
           </w:p>
         </w:tc>
@@ -1706,38 +1706,22 @@
         <w:pStyle w:val="Bibliography"/>
       </w:pPr>
       <w:r>
-        <w:t xml:space="preserve">1.</w:t>
+        <w:t xml:space="preserve">1. von Elm E, Altman DG, Egger M, Pocock SJ, Gøtzsche PC, Vandenbroucke JP, et al. The Strengthening the Reporting of Observational Studies in Epidemiology (STROBE) Statement: Guidelines for Reporting Observational Studies. PLoS Medicine. 2007;4:e296.</w:t>
       </w:r>
       <w:r>
         <w:t xml:space="preserve"> </w:t>
-      </w:r>
-      <w:r>
-        <w:t xml:space="preserve">	</w:t>
-      </w:r>
-      <w:r>
-        <w:t xml:space="preserve">von Elm E, Altman DG, Egger M, et al. The Strengthening the Reporting of Observational Studies in Epidemiology (STROBE) Statement: Guidelines for Reporting Observational Studies.</w:t>
-      </w:r>
-      <w:r>
-        <w:t xml:space="preserve"> </w:t>
-      </w:r>
-      <w:r>
-        <w:rPr>
-          <w:i/>
-          <w:iCs/>
-        </w:rPr>
-        <w:t xml:space="preserve">PLoS Medicine</w:t>
-      </w:r>
-      <w:r>
-        <w:t xml:space="preserve">. 2007;4(10):e296. doi:</w:t>
       </w:r>
       <w:hyperlink r:id="rId9">
         <w:r>
           <w:rPr>
             <w:rStyle w:val="Hyperlink"/>
           </w:rPr>
-          <w:t xml:space="preserve">10.1371/journal.pmed.0040296</w:t>
+          <w:t xml:space="preserve">https://doi.org/10.1371/journal.pmed.0040296</w:t>
         </w:r>
       </w:hyperlink>
+      <w:r>
+        <w:t xml:space="preserve">.</w:t>
+      </w:r>
     </w:p>
     <w:bookmarkEnd w:id="10"/>
     <w:bookmarkEnd w:id="11"/>
